--- a/klagomål/A 18694-2024 FSC-klagomål.docx
+++ b/klagomål/A 18694-2024 FSC-klagomål.docx
@@ -811,7 +811,7 @@
     <w:r>
       <w:tab/>
       <w:tab/>
-      <w:t>2026-09-14</w:t>
+      <w:t>2026-09-15</w:t>
       <w:br/>
       <w:br/>
     </w:r>

--- a/klagomål/A 18694-2024 FSC-klagomål.docx
+++ b/klagomål/A 18694-2024 FSC-klagomål.docx
@@ -811,7 +811,7 @@
     <w:r>
       <w:tab/>
       <w:tab/>
-      <w:t>2026-09-15</w:t>
+      <w:t>2026-09-16</w:t>
       <w:br/>
       <w:br/>
     </w:r>

--- a/klagomål/A 18694-2024 FSC-klagomål.docx
+++ b/klagomål/A 18694-2024 FSC-klagomål.docx
@@ -811,7 +811,7 @@
     <w:r>
       <w:tab/>
       <w:tab/>
-      <w:t>2026-09-16</w:t>
+      <w:t>2026-09-17</w:t>
       <w:br/>
       <w:br/>
     </w:r>

--- a/klagomål/A 18694-2024 FSC-klagomål.docx
+++ b/klagomål/A 18694-2024 FSC-klagomål.docx
@@ -811,7 +811,7 @@
     <w:r>
       <w:tab/>
       <w:tab/>
-      <w:t>2026-09-17</w:t>
+      <w:t>2026-09-18</w:t>
       <w:br/>
       <w:br/>
     </w:r>

--- a/klagomål/A 18694-2024 FSC-klagomål.docx
+++ b/klagomål/A 18694-2024 FSC-klagomål.docx
@@ -811,7 +811,7 @@
     <w:r>
       <w:tab/>
       <w:tab/>
-      <w:t>2026-09-18</w:t>
+      <w:t>2026-09-19</w:t>
       <w:br/>
       <w:br/>
     </w:r>

--- a/klagomål/A 18694-2024 FSC-klagomål.docx
+++ b/klagomål/A 18694-2024 FSC-klagomål.docx
@@ -811,7 +811,7 @@
     <w:r>
       <w:tab/>
       <w:tab/>
-      <w:t>2026-09-19</w:t>
+      <w:t>2026-09-21</w:t>
       <w:br/>
       <w:br/>
     </w:r>

--- a/klagomål/A 18694-2024 FSC-klagomål.docx
+++ b/klagomål/A 18694-2024 FSC-klagomål.docx
@@ -811,7 +811,7 @@
     <w:r>
       <w:tab/>
       <w:tab/>
-      <w:t>2026-09-21</w:t>
+      <w:t>2026-09-23</w:t>
       <w:br/>
       <w:br/>
     </w:r>

--- a/klagomål/A 18694-2024 FSC-klagomål.docx
+++ b/klagomål/A 18694-2024 FSC-klagomål.docx
@@ -811,7 +811,7 @@
     <w:r>
       <w:tab/>
       <w:tab/>
-      <w:t>2026-09-23</w:t>
+      <w:t>2026-09-24</w:t>
       <w:br/>
       <w:br/>
     </w:r>

--- a/klagomål/A 18694-2024 FSC-klagomål.docx
+++ b/klagomål/A 18694-2024 FSC-klagomål.docx
@@ -811,7 +811,7 @@
     <w:r>
       <w:tab/>
       <w:tab/>
-      <w:t>2026-09-24</w:t>
+      <w:t>2026-09-25</w:t>
       <w:br/>
       <w:br/>
     </w:r>

--- a/klagomål/A 18694-2024 FSC-klagomål.docx
+++ b/klagomål/A 18694-2024 FSC-klagomål.docx
@@ -811,7 +811,7 @@
     <w:r>
       <w:tab/>
       <w:tab/>
-      <w:t>2026-09-25</w:t>
+      <w:t>2026-09-26</w:t>
       <w:br/>
       <w:br/>
     </w:r>

--- a/klagomål/A 18694-2024 FSC-klagomål.docx
+++ b/klagomål/A 18694-2024 FSC-klagomål.docx
@@ -811,7 +811,7 @@
     <w:r>
       <w:tab/>
       <w:tab/>
-      <w:t>2026-09-26</w:t>
+      <w:t>2026-09-27</w:t>
       <w:br/>
       <w:br/>
     </w:r>

--- a/klagomål/A 18694-2024 FSC-klagomål.docx
+++ b/klagomål/A 18694-2024 FSC-klagomål.docx
@@ -811,7 +811,7 @@
     <w:r>
       <w:tab/>
       <w:tab/>
-      <w:t>2026-09-27</w:t>
+      <w:t>2026-09-28</w:t>
       <w:br/>
       <w:br/>
     </w:r>

--- a/klagomål/A 18694-2024 FSC-klagomål.docx
+++ b/klagomål/A 18694-2024 FSC-klagomål.docx
@@ -811,7 +811,7 @@
     <w:r>
       <w:tab/>
       <w:tab/>
-      <w:t>2026-09-28</w:t>
+      <w:t>2026-09-29</w:t>
       <w:br/>
       <w:br/>
     </w:r>

--- a/klagomål/A 18694-2024 FSC-klagomål.docx
+++ b/klagomål/A 18694-2024 FSC-klagomål.docx
@@ -811,7 +811,7 @@
     <w:r>
       <w:tab/>
       <w:tab/>
-      <w:t>2026-09-29</w:t>
+      <w:t>2026-09-30</w:t>
       <w:br/>
       <w:br/>
     </w:r>

--- a/klagomål/A 18694-2024 FSC-klagomål.docx
+++ b/klagomål/A 18694-2024 FSC-klagomål.docx
@@ -811,7 +811,7 @@
     <w:r>
       <w:tab/>
       <w:tab/>
-      <w:t>2026-09-30</w:t>
+      <w:t>2026-10-01</w:t>
       <w:br/>
       <w:br/>
     </w:r>

--- a/klagomål/A 18694-2024 FSC-klagomål.docx
+++ b/klagomål/A 18694-2024 FSC-klagomål.docx
@@ -811,7 +811,7 @@
     <w:r>
       <w:tab/>
       <w:tab/>
-      <w:t>2026-10-01</w:t>
+      <w:t>2026-10-02</w:t>
       <w:br/>
       <w:br/>
     </w:r>

--- a/klagomål/A 18694-2024 FSC-klagomål.docx
+++ b/klagomål/A 18694-2024 FSC-klagomål.docx
@@ -811,7 +811,7 @@
     <w:r>
       <w:tab/>
       <w:tab/>
-      <w:t>2026-10-02</w:t>
+      <w:t>2026-10-03</w:t>
       <w:br/>
       <w:br/>
     </w:r>

--- a/klagomål/A 18694-2024 FSC-klagomål.docx
+++ b/klagomål/A 18694-2024 FSC-klagomål.docx
@@ -811,7 +811,7 @@
     <w:r>
       <w:tab/>
       <w:tab/>
-      <w:t>2026-10-03</w:t>
+      <w:t>2026-10-04</w:t>
       <w:br/>
       <w:br/>
     </w:r>

--- a/klagomål/A 18694-2024 FSC-klagomål.docx
+++ b/klagomål/A 18694-2024 FSC-klagomål.docx
@@ -811,7 +811,7 @@
     <w:r>
       <w:tab/>
       <w:tab/>
-      <w:t>2026-10-04</w:t>
+      <w:t>2026-10-05</w:t>
       <w:br/>
       <w:br/>
     </w:r>

--- a/klagomål/A 18694-2024 FSC-klagomål.docx
+++ b/klagomål/A 18694-2024 FSC-klagomål.docx
@@ -811,7 +811,7 @@
     <w:r>
       <w:tab/>
       <w:tab/>
-      <w:t>2026-10-05</w:t>
+      <w:t>2026-10-06</w:t>
       <w:br/>
       <w:br/>
     </w:r>

--- a/klagomål/A 18694-2024 FSC-klagomål.docx
+++ b/klagomål/A 18694-2024 FSC-klagomål.docx
@@ -811,7 +811,7 @@
     <w:r>
       <w:tab/>
       <w:tab/>
-      <w:t>2026-10-06</w:t>
+      <w:t>2026-10-07</w:t>
       <w:br/>
       <w:br/>
     </w:r>

--- a/klagomål/A 18694-2024 FSC-klagomål.docx
+++ b/klagomål/A 18694-2024 FSC-klagomål.docx
@@ -811,7 +811,7 @@
     <w:r>
       <w:tab/>
       <w:tab/>
-      <w:t>2026-10-07</w:t>
+      <w:t>2026-10-08</w:t>
       <w:br/>
       <w:br/>
     </w:r>

--- a/klagomål/A 18694-2024 FSC-klagomål.docx
+++ b/klagomål/A 18694-2024 FSC-klagomål.docx
@@ -811,7 +811,7 @@
     <w:r>
       <w:tab/>
       <w:tab/>
-      <w:t>2026-10-08</w:t>
+      <w:t>2026-10-09</w:t>
       <w:br/>
       <w:br/>
     </w:r>

--- a/klagomål/A 18694-2024 FSC-klagomål.docx
+++ b/klagomål/A 18694-2024 FSC-klagomål.docx
@@ -811,7 +811,7 @@
     <w:r>
       <w:tab/>
       <w:tab/>
-      <w:t>2026-10-09</w:t>
+      <w:t>2026-10-10</w:t>
       <w:br/>
       <w:br/>
     </w:r>

--- a/klagomål/A 18694-2024 FSC-klagomål.docx
+++ b/klagomål/A 18694-2024 FSC-klagomål.docx
@@ -811,7 +811,7 @@
     <w:r>
       <w:tab/>
       <w:tab/>
-      <w:t>2026-10-10</w:t>
+      <w:t>2026-10-11</w:t>
       <w:br/>
       <w:br/>
     </w:r>

--- a/klagomål/A 18694-2024 FSC-klagomål.docx
+++ b/klagomål/A 18694-2024 FSC-klagomål.docx
@@ -216,12 +216,12 @@
         <w:spacing w:after="240"/>
       </w:pPr>
       <w:r>
-        <w:t>Figur 1. Fyndplatser för naturvårdsarter inom 23 meter från avverkningsanmälan. Markörer utan svart kant är placerade på fyndplatsen. Markörer med svart kant är placerade vid sidan av fyndplatsen och har ett svart streck som visar fyndplatsens exakta position. Kartans mittpunktskoordinat är N 6253918, E 548145 i SWEREF 99 TM.</w:t>
+        <w:t>Figur 1. Fyndplatser för naturvårdsarter inom 24 meter från avverkningsanmälan. Markörer utan svart kant är placerade på fyndplatsen. Markörer med svart kant är placerade vid sidan av fyndplatsen och har ett svart streck som visar fyndplatsens exakta position. Kartans mittpunktskoordinat är N 6253918, E 548145 i SWEREF 99 TM.</w:t>
       </w:r>
     </w:p>
     <w:p>
       <w:r>
-        <w:t>Inom 23 meter från avverkningsanmälan finns fynd av 3 naturvårdsarter, varav 2 är fridlysta, 2 är typiska (T) och 1 är signalart (S): blåmossa (S, T), spillkråka (T, §4) och revlummer (§9). Se Figur 1.</w:t>
+        <w:t>Inom 24 meter från avverkningsanmälan finns fynd av 4 naturvårdsarter, varav 2 är fridlysta, 3 är typiska (T) och 2 är signalarter (S): blåmossa (S, T), grovticka (S, T), spillkråka (T, §4) och revlummer (§9). Se Figur 1.</w:t>
       </w:r>
     </w:p>
     <w:p>
@@ -274,6 +274,26 @@
       </w:r>
       <w:r>
         <w:t xml:space="preserve"> (SLU Artdatabanken, 2025; Nitare &amp; Skogsstyrelsen, 2019).</w:t>
+      </w:r>
+    </w:p>
+    <w:p>
+      <w:r>
+        <w:rPr>
+          <w:b/>
+        </w:rPr>
+        <w:t>Grovticka</w:t>
+      </w:r>
+      <w:r>
+        <w:t xml:space="preserve"> är i skogslandskapet främst knuten till naturskogsartad äldre barrskog. Den är där en värdefull ”gammelskogsindikator” och påträffas mest vid tallar som är över 200 år gamla.  Grovticka är typisk art för </w:t>
+      </w:r>
+      <w:r>
+        <w:rPr>
+          <w:i/>
+        </w:rPr>
+        <w:t xml:space="preserve">9060 Åsbarrskog </w:t>
+      </w:r>
+      <w:r>
+        <w:t>(Nitare &amp; Skogsstyrelsen, 2019; SLU Artdatabanken, 2025).</w:t>
       </w:r>
     </w:p>
     <w:p>
@@ -411,7 +431,7 @@
         <w:rPr>
           <w:i/>
         </w:rPr>
-        <w:t>I det avverkningsanmälda skogsområdet har 3 naturvårdsarter varav 0 rödlistade arter sina livsmiljöer och växtplatser.</w:t>
+        <w:t>I det avverkningsanmälda skogsområdet har 4 naturvårdsarter varav 0 rödlistade arter sina livsmiljöer och växtplatser.</w:t>
       </w:r>
     </w:p>
     <w:p>
@@ -811,7 +831,7 @@
     <w:r>
       <w:tab/>
       <w:tab/>
-      <w:t>2026-10-11</w:t>
+      <w:t>2026-10-12</w:t>
       <w:br/>
       <w:br/>
     </w:r>

--- a/klagomål/A 18694-2024 FSC-klagomål.docx
+++ b/klagomål/A 18694-2024 FSC-klagomål.docx
@@ -831,7 +831,7 @@
     <w:r>
       <w:tab/>
       <w:tab/>
-      <w:t>2026-10-12</w:t>
+      <w:t>2026-10-13</w:t>
       <w:br/>
       <w:br/>
     </w:r>

--- a/klagomål/A 18694-2024 FSC-klagomål.docx
+++ b/klagomål/A 18694-2024 FSC-klagomål.docx
@@ -831,7 +831,7 @@
     <w:r>
       <w:tab/>
       <w:tab/>
-      <w:t>2026-10-13</w:t>
+      <w:t>2026-10-14</w:t>
       <w:br/>
       <w:br/>
     </w:r>

--- a/klagomål/A 18694-2024 FSC-klagomål.docx
+++ b/klagomål/A 18694-2024 FSC-klagomål.docx
@@ -831,7 +831,7 @@
     <w:r>
       <w:tab/>
       <w:tab/>
-      <w:t>2026-10-14</w:t>
+      <w:t>2026-10-15</w:t>
       <w:br/>
       <w:br/>
     </w:r>

--- a/klagomål/A 18694-2024 FSC-klagomål.docx
+++ b/klagomål/A 18694-2024 FSC-klagomål.docx
@@ -831,7 +831,7 @@
     <w:r>
       <w:tab/>
       <w:tab/>
-      <w:t>2026-10-15</w:t>
+      <w:t>2026-10-16</w:t>
       <w:br/>
       <w:br/>
     </w:r>

--- a/klagomål/A 18694-2024 FSC-klagomål.docx
+++ b/klagomål/A 18694-2024 FSC-klagomål.docx
@@ -831,7 +831,7 @@
     <w:r>
       <w:tab/>
       <w:tab/>
-      <w:t>2026-10-16</w:t>
+      <w:t>2026-10-17</w:t>
       <w:br/>
       <w:br/>
     </w:r>

--- a/klagomål/A 18694-2024 FSC-klagomål.docx
+++ b/klagomål/A 18694-2024 FSC-klagomål.docx
@@ -831,7 +831,7 @@
     <w:r>
       <w:tab/>
       <w:tab/>
-      <w:t>2026-10-17</w:t>
+      <w:t>2026-10-18</w:t>
       <w:br/>
       <w:br/>
     </w:r>

--- a/klagomål/A 18694-2024 FSC-klagomål.docx
+++ b/klagomål/A 18694-2024 FSC-klagomål.docx
@@ -831,7 +831,7 @@
     <w:r>
       <w:tab/>
       <w:tab/>
-      <w:t>2026-10-18</w:t>
+      <w:t>2026-10-19</w:t>
       <w:br/>
       <w:br/>
     </w:r>

--- a/klagomål/A 18694-2024 FSC-klagomål.docx
+++ b/klagomål/A 18694-2024 FSC-klagomål.docx
@@ -831,7 +831,7 @@
     <w:r>
       <w:tab/>
       <w:tab/>
-      <w:t>2026-10-19</w:t>
+      <w:t>2026-10-20</w:t>
       <w:br/>
       <w:br/>
     </w:r>

--- a/klagomål/A 18694-2024 FSC-klagomål.docx
+++ b/klagomål/A 18694-2024 FSC-klagomål.docx
@@ -831,7 +831,7 @@
     <w:r>
       <w:tab/>
       <w:tab/>
-      <w:t>2026-10-20</w:t>
+      <w:t>2026-10-21</w:t>
       <w:br/>
       <w:br/>
     </w:r>

--- a/klagomål/A 18694-2024 FSC-klagomål.docx
+++ b/klagomål/A 18694-2024 FSC-klagomål.docx
@@ -831,7 +831,7 @@
     <w:r>
       <w:tab/>
       <w:tab/>
-      <w:t>2026-10-21</w:t>
+      <w:t>2026-10-22</w:t>
       <w:br/>
       <w:br/>
     </w:r>

--- a/klagomål/A 18694-2024 FSC-klagomål.docx
+++ b/klagomål/A 18694-2024 FSC-klagomål.docx
@@ -831,7 +831,7 @@
     <w:r>
       <w:tab/>
       <w:tab/>
-      <w:t>2026-10-22</w:t>
+      <w:t>2026-10-23</w:t>
       <w:br/>
       <w:br/>
     </w:r>

--- a/klagomål/A 18694-2024 FSC-klagomål.docx
+++ b/klagomål/A 18694-2024 FSC-klagomål.docx
@@ -831,7 +831,7 @@
     <w:r>
       <w:tab/>
       <w:tab/>
-      <w:t>2026-10-23</w:t>
+      <w:t>2026-10-24</w:t>
       <w:br/>
       <w:br/>
     </w:r>

--- a/klagomål/A 18694-2024 FSC-klagomål.docx
+++ b/klagomål/A 18694-2024 FSC-klagomål.docx
@@ -831,7 +831,7 @@
     <w:r>
       <w:tab/>
       <w:tab/>
-      <w:t>2026-10-24</w:t>
+      <w:t>2026-10-25</w:t>
       <w:br/>
       <w:br/>
     </w:r>

--- a/klagomål/A 18694-2024 FSC-klagomål.docx
+++ b/klagomål/A 18694-2024 FSC-klagomål.docx
@@ -831,7 +831,7 @@
     <w:r>
       <w:tab/>
       <w:tab/>
-      <w:t>2026-10-25</w:t>
+      <w:t>2026-10-26</w:t>
       <w:br/>
       <w:br/>
     </w:r>

--- a/klagomål/A 18694-2024 FSC-klagomål.docx
+++ b/klagomål/A 18694-2024 FSC-klagomål.docx
@@ -831,7 +831,7 @@
     <w:r>
       <w:tab/>
       <w:tab/>
-      <w:t>2026-10-26</w:t>
+      <w:t>2026-10-27</w:t>
       <w:br/>
       <w:br/>
     </w:r>

--- a/klagomål/A 18694-2024 FSC-klagomål.docx
+++ b/klagomål/A 18694-2024 FSC-klagomål.docx
@@ -831,7 +831,7 @@
     <w:r>
       <w:tab/>
       <w:tab/>
-      <w:t>2026-10-27</w:t>
+      <w:t>2026-10-28</w:t>
       <w:br/>
       <w:br/>
     </w:r>

--- a/klagomål/A 18694-2024 FSC-klagomål.docx
+++ b/klagomål/A 18694-2024 FSC-klagomål.docx
@@ -831,7 +831,7 @@
     <w:r>
       <w:tab/>
       <w:tab/>
-      <w:t>2026-10-28</w:t>
+      <w:t>2026-10-29</w:t>
       <w:br/>
       <w:br/>
     </w:r>

--- a/klagomål/A 18694-2024 FSC-klagomål.docx
+++ b/klagomål/A 18694-2024 FSC-klagomål.docx
@@ -831,7 +831,7 @@
     <w:r>
       <w:tab/>
       <w:tab/>
-      <w:t>2026-10-29</w:t>
+      <w:t>2026-10-31</w:t>
       <w:br/>
       <w:br/>
     </w:r>
